--- a/project-management/Project Charter.docx
+++ b/project-management/Project Charter.docx
@@ -191,6 +191,22 @@
                 <w:lang w:val="en-US"/>
               </w:rPr>
             </w:pPr>
+            <w:proofErr w:type="spellStart"/>
+            <w:r>
+              <w:rPr>
+                <w:rFonts w:ascii="Calibri" w:eastAsia="Calibri" w:hAnsi="Calibri" w:cs="Calibri"/>
+                <w:lang w:val="en-US"/>
+              </w:rPr>
+              <w:t>Gé</w:t>
+            </w:r>
+            <w:proofErr w:type="spellEnd"/>
+            <w:r>
+              <w:rPr>
+                <w:rFonts w:ascii="Calibri" w:eastAsia="Calibri" w:hAnsi="Calibri" w:cs="Calibri"/>
+                <w:lang w:val="en-US"/>
+              </w:rPr>
+              <w:t xml:space="preserve"> Schriever</w:t>
+            </w:r>
           </w:p>
         </w:tc>
       </w:tr>
@@ -249,11 +265,19 @@
           <w:p>
             <w:pPr>
               <w:spacing w:before="60" w:after="0" w:line="240" w:lineRule="auto"/>
+              <w:jc w:val="center"/>
               <w:rPr>
                 <w:rFonts w:ascii="Calibri" w:eastAsia="Calibri" w:hAnsi="Calibri" w:cs="Calibri"/>
                 <w:lang w:val="en-US"/>
               </w:rPr>
             </w:pPr>
+            <w:r>
+              <w:rPr>
+                <w:rFonts w:ascii="Calibri" w:eastAsia="Calibri" w:hAnsi="Calibri" w:cs="Calibri"/>
+                <w:lang w:val="en-US"/>
+              </w:rPr>
+              <w:t>-</w:t>
+            </w:r>
           </w:p>
         </w:tc>
         <w:tc>
@@ -410,6 +434,22 @@
                 <w:lang w:val="en-US"/>
               </w:rPr>
             </w:pPr>
+            <w:r>
+              <w:rPr>
+                <w:rFonts w:ascii="Calibri" w:eastAsia="Calibri" w:hAnsi="Calibri" w:cs="Calibri"/>
+                <w:lang w:val="en-US"/>
+              </w:rPr>
+              <w:t xml:space="preserve">Fontys </w:t>
+            </w:r>
+            <w:proofErr w:type="spellStart"/>
+            <w:r>
+              <w:rPr>
+                <w:rFonts w:ascii="Calibri" w:eastAsia="Calibri" w:hAnsi="Calibri" w:cs="Calibri"/>
+                <w:lang w:val="en-US"/>
+              </w:rPr>
+              <w:t>Hoogeschool</w:t>
+            </w:r>
+            <w:proofErr w:type="spellEnd"/>
           </w:p>
         </w:tc>
         <w:tc>
@@ -1490,6 +1530,336 @@
         <w:rPr>
           <w:rFonts w:ascii="Arial" w:eastAsia="Arial" w:hAnsi="Arial" w:cs="Arial"/>
           <w:b/>
+          <w:lang w:val="en-US"/>
+        </w:rPr>
+        <w:t>Approach</w:t>
+      </w:r>
+      <w:r>
+        <w:rPr>
+          <w:rFonts w:ascii="Arial" w:eastAsia="Arial" w:hAnsi="Arial" w:cs="Arial"/>
+          <w:b/>
+          <w:sz w:val="24"/>
+          <w:lang w:val="en-US"/>
+        </w:rPr>
+        <w:t xml:space="preserve"> (</w:t>
+      </w:r>
+      <w:r>
+        <w:rPr>
+          <w:rFonts w:ascii="Arial" w:eastAsia="Arial" w:hAnsi="Arial" w:cs="Arial"/>
+          <w:b/>
+          <w:sz w:val="24"/>
+          <w:lang w:val="en-US"/>
+        </w:rPr>
+        <w:t>A</w:t>
+      </w:r>
+      <w:r>
+        <w:rPr>
+          <w:rFonts w:ascii="Arial" w:eastAsia="Arial" w:hAnsi="Arial" w:cs="Arial"/>
+          <w:b/>
+          <w:sz w:val="24"/>
+          <w:lang w:val="en-US"/>
+        </w:rPr>
+        <w:t>)</w:t>
+      </w:r>
+    </w:p>
+    <w:p>
+      <w:pPr>
+        <w:spacing w:before="240" w:after="240" w:line="240" w:lineRule="auto"/>
+        <w:rPr>
+          <w:rFonts w:ascii="Arial" w:eastAsia="Arial" w:hAnsi="Arial" w:cs="Arial"/>
+          <w:bCs/>
+          <w:lang w:val="en-US"/>
+        </w:rPr>
+      </w:pPr>
+      <w:r>
+        <w:rPr>
+          <w:rFonts w:ascii="Arial" w:eastAsia="Arial" w:hAnsi="Arial" w:cs="Arial"/>
+          <w:bCs/>
+          <w:lang w:val="en-US"/>
+        </w:rPr>
+        <w:t xml:space="preserve">- </w:t>
+      </w:r>
+      <w:r>
+        <w:rPr>
+          <w:rFonts w:ascii="Arial" w:eastAsia="Arial" w:hAnsi="Arial" w:cs="Arial"/>
+          <w:bCs/>
+          <w:lang w:val="en-US"/>
+        </w:rPr>
+        <w:t>First</w:t>
+      </w:r>
+      <w:r>
+        <w:rPr>
+          <w:rFonts w:ascii="Arial" w:eastAsia="Arial" w:hAnsi="Arial" w:cs="Arial"/>
+          <w:bCs/>
+          <w:lang w:val="en-US"/>
+        </w:rPr>
+        <w:t xml:space="preserve">, the demanded goal should be set. It’s important to be aware of the available resources (Time, People, their </w:t>
+      </w:r>
+      <w:r>
+        <w:rPr>
+          <w:rFonts w:ascii="Arial" w:eastAsia="Arial" w:hAnsi="Arial" w:cs="Arial"/>
+          <w:bCs/>
+          <w:lang w:val="en-US"/>
+        </w:rPr>
+        <w:t>skills,</w:t>
+      </w:r>
+      <w:r>
+        <w:rPr>
+          <w:rFonts w:ascii="Arial" w:eastAsia="Arial" w:hAnsi="Arial" w:cs="Arial"/>
+          <w:bCs/>
+          <w:lang w:val="en-US"/>
+        </w:rPr>
+        <w:t xml:space="preserve"> and Hardware) to achieve the demanded goal.</w:t>
+      </w:r>
+      <w:r>
+        <w:rPr>
+          <w:rFonts w:ascii="Arial" w:eastAsia="Arial" w:hAnsi="Arial" w:cs="Arial"/>
+          <w:bCs/>
+          <w:lang w:val="en-US"/>
+        </w:rPr>
+        <w:t xml:space="preserve"> While we are working on the project, we keep our customer up to date about his product to minimize errors.</w:t>
+      </w:r>
+    </w:p>
+    <w:p>
+      <w:pPr>
+        <w:spacing w:before="240" w:after="240" w:line="240" w:lineRule="auto"/>
+        <w:rPr>
+          <w:rFonts w:ascii="Arial" w:eastAsia="Arial" w:hAnsi="Arial" w:cs="Arial"/>
+          <w:bCs/>
+          <w:lang w:val="en-US"/>
+        </w:rPr>
+      </w:pPr>
+      <w:r>
+        <w:rPr>
+          <w:rFonts w:ascii="Arial" w:eastAsia="Arial" w:hAnsi="Arial" w:cs="Arial"/>
+          <w:bCs/>
+          <w:lang w:val="en-US"/>
+        </w:rPr>
+        <w:t>- The project is split into analysis, design and implementation and in the implementation phase are sprints which contain deliverables which have to be handed in every two weeks.</w:t>
+      </w:r>
+    </w:p>
+    <w:p>
+      <w:pPr>
+        <w:spacing w:before="240" w:after="240" w:line="240" w:lineRule="auto"/>
+        <w:rPr>
+          <w:rFonts w:ascii="Arial" w:eastAsia="Arial" w:hAnsi="Arial" w:cs="Arial"/>
+          <w:bCs/>
+          <w:lang w:val="en-US"/>
+        </w:rPr>
+      </w:pPr>
+      <w:r>
+        <w:rPr>
+          <w:rFonts w:ascii="Arial" w:eastAsia="Arial" w:hAnsi="Arial" w:cs="Arial"/>
+          <w:bCs/>
+          <w:lang w:val="en-US"/>
+        </w:rPr>
+        <w:t xml:space="preserve">- </w:t>
+      </w:r>
+      <w:r>
+        <w:rPr>
+          <w:rFonts w:ascii="Arial" w:eastAsia="Arial" w:hAnsi="Arial" w:cs="Arial"/>
+          <w:bCs/>
+          <w:lang w:val="en-US"/>
+        </w:rPr>
+        <w:t xml:space="preserve">We have certain use cases that must match the requirements to be able to continue on the project. Every week are three scheduled meetings. In our free time we keep working on the assignment. As resources </w:t>
+      </w:r>
+      <w:r>
+        <w:rPr>
+          <w:rFonts w:ascii="Arial" w:eastAsia="Arial" w:hAnsi="Arial" w:cs="Arial"/>
+          <w:bCs/>
+          <w:lang w:val="en-US"/>
+        </w:rPr>
+        <w:t>we mainly</w:t>
+      </w:r>
+      <w:r>
+        <w:rPr>
+          <w:rFonts w:ascii="Arial" w:eastAsia="Arial" w:hAnsi="Arial" w:cs="Arial"/>
+          <w:bCs/>
+          <w:lang w:val="en-US"/>
+        </w:rPr>
+        <w:t xml:space="preserve"> use our laptops and get instructions </w:t>
+      </w:r>
+      <w:r>
+        <w:rPr>
+          <w:rFonts w:ascii="Arial" w:eastAsia="Arial" w:hAnsi="Arial" w:cs="Arial"/>
+          <w:bCs/>
+          <w:lang w:val="en-US"/>
+        </w:rPr>
+        <w:t>from our coaches regarding our project.</w:t>
+      </w:r>
+    </w:p>
+    <w:p>
+      <w:pPr>
+        <w:spacing w:before="240" w:after="240" w:line="240" w:lineRule="auto"/>
+        <w:rPr>
+          <w:rFonts w:ascii="Arial" w:eastAsia="Arial" w:hAnsi="Arial" w:cs="Arial"/>
+          <w:bCs/>
+          <w:lang w:val="en-US"/>
+        </w:rPr>
+      </w:pPr>
+      <w:r>
+        <w:rPr>
+          <w:rFonts w:ascii="Arial" w:eastAsia="Arial" w:hAnsi="Arial" w:cs="Arial"/>
+          <w:bCs/>
+          <w:lang w:val="en-US"/>
+        </w:rPr>
+        <w:t>- We work in a group of six people.</w:t>
+      </w:r>
+    </w:p>
+    <w:p>
+      <w:pPr>
+        <w:spacing w:before="240" w:after="240" w:line="240" w:lineRule="auto"/>
+        <w:rPr>
+          <w:rFonts w:ascii="Arial" w:eastAsia="Arial" w:hAnsi="Arial" w:cs="Arial"/>
+          <w:bCs/>
+          <w:lang w:val="en-US"/>
+        </w:rPr>
+      </w:pPr>
+      <w:r>
+        <w:rPr>
+          <w:rFonts w:ascii="Arial" w:eastAsia="Arial" w:hAnsi="Arial" w:cs="Arial"/>
+          <w:bCs/>
+          <w:lang w:val="en-US"/>
+        </w:rPr>
+        <w:t>-</w:t>
+      </w:r>
+      <w:r>
+        <w:rPr>
+          <w:rFonts w:ascii="Arial" w:eastAsia="Arial" w:hAnsi="Arial" w:cs="Arial"/>
+          <w:bCs/>
+          <w:lang w:val="en-US"/>
+        </w:rPr>
+        <w:t xml:space="preserve"> The external skills we need for this project are basics for software engineering and business informatics. Group work, time management and speaking English fluently are important. </w:t>
+      </w:r>
+    </w:p>
+    <w:p>
+      <w:pPr>
+        <w:spacing w:before="240" w:after="240" w:line="240" w:lineRule="auto"/>
+        <w:rPr>
+          <w:rFonts w:ascii="Arial" w:eastAsia="Arial" w:hAnsi="Arial" w:cs="Arial"/>
+          <w:bCs/>
+          <w:lang w:val="en-US"/>
+        </w:rPr>
+      </w:pPr>
+      <w:r>
+        <w:rPr>
+          <w:rFonts w:ascii="Arial" w:eastAsia="Arial" w:hAnsi="Arial" w:cs="Arial"/>
+          <w:bCs/>
+          <w:lang w:val="en-US"/>
+        </w:rPr>
+        <w:t>-</w:t>
+      </w:r>
+      <w:r>
+        <w:rPr>
+          <w:rFonts w:ascii="Arial" w:eastAsia="Arial" w:hAnsi="Arial" w:cs="Arial"/>
+          <w:bCs/>
+          <w:lang w:val="en-US"/>
+        </w:rPr>
+        <w:t xml:space="preserve"> With “Scrum” as our chosen approach, we maximize the chances of achieving the overall access for this project. </w:t>
+      </w:r>
+    </w:p>
+    <w:p>
+      <w:pPr>
+        <w:spacing w:before="240" w:after="240" w:line="240" w:lineRule="auto"/>
+        <w:rPr>
+          <w:rFonts w:ascii="Arial" w:eastAsia="Arial" w:hAnsi="Arial" w:cs="Arial"/>
+          <w:bCs/>
+          <w:lang w:val="en-US"/>
+        </w:rPr>
+      </w:pPr>
+      <w:r>
+        <w:rPr>
+          <w:rFonts w:ascii="Arial" w:eastAsia="Arial" w:hAnsi="Arial" w:cs="Arial"/>
+          <w:bCs/>
+          <w:lang w:val="en-US"/>
+        </w:rPr>
+        <w:t>- When errors occur, we discuss them within the team or speak to our coach.</w:t>
+      </w:r>
+    </w:p>
+    <w:p>
+      <w:pPr>
+        <w:spacing w:before="240" w:after="240" w:line="240" w:lineRule="auto"/>
+        <w:rPr>
+          <w:rFonts w:ascii="Arial" w:eastAsia="Arial" w:hAnsi="Arial" w:cs="Arial"/>
+          <w:bCs/>
+          <w:lang w:val="en-US"/>
+        </w:rPr>
+      </w:pPr>
+      <w:r>
+        <w:rPr>
+          <w:rFonts w:ascii="Arial" w:eastAsia="Arial" w:hAnsi="Arial" w:cs="Arial"/>
+          <w:bCs/>
+          <w:lang w:val="en-US"/>
+        </w:rPr>
+        <w:t xml:space="preserve">- From earlier projects we learned how important communication in the team is. </w:t>
+      </w:r>
+      <w:r>
+        <w:rPr>
+          <w:rFonts w:ascii="Arial" w:eastAsia="Arial" w:hAnsi="Arial" w:cs="Arial"/>
+          <w:bCs/>
+          <w:lang w:val="en-US"/>
+        </w:rPr>
+        <w:t>Another thing we improved for this project is to spread the tasks more equally.</w:t>
+      </w:r>
+    </w:p>
+    <w:p>
+      <w:pPr>
+        <w:spacing w:before="240" w:after="240" w:line="240" w:lineRule="auto"/>
+        <w:rPr>
+          <w:rFonts w:ascii="Arial" w:eastAsia="Arial" w:hAnsi="Arial" w:cs="Arial"/>
+          <w:bCs/>
+          <w:lang w:val="en-US"/>
+        </w:rPr>
+      </w:pPr>
+      <w:r>
+        <w:rPr>
+          <w:rFonts w:ascii="Arial" w:eastAsia="Arial" w:hAnsi="Arial" w:cs="Arial"/>
+          <w:bCs/>
+          <w:lang w:val="en-US"/>
+        </w:rPr>
+        <w:t>- We barely have any risks because our tasks are usually straight forward.</w:t>
+      </w:r>
+    </w:p>
+    <w:p>
+      <w:pPr>
+        <w:spacing w:before="240" w:after="240" w:line="240" w:lineRule="auto"/>
+        <w:rPr>
+          <w:rFonts w:ascii="Arial" w:eastAsia="Arial" w:hAnsi="Arial" w:cs="Arial"/>
+          <w:bCs/>
+          <w:lang w:val="en-US"/>
+        </w:rPr>
+      </w:pPr>
+      <w:r>
+        <w:rPr>
+          <w:rFonts w:ascii="Arial" w:eastAsia="Arial" w:hAnsi="Arial" w:cs="Arial"/>
+          <w:bCs/>
+          <w:lang w:val="en-US"/>
+        </w:rPr>
+        <w:t xml:space="preserve">- While there is no </w:t>
+      </w:r>
+      <w:r>
+        <w:rPr>
+          <w:rFonts w:ascii="Arial" w:eastAsia="Arial" w:hAnsi="Arial" w:cs="Arial"/>
+          <w:bCs/>
+          <w:lang w:val="en-US"/>
+        </w:rPr>
+        <w:t>necessarily needed external knowledge, our approach was affected in a way, where team members with more programming experience would lead the way for the implementation.</w:t>
+      </w:r>
+    </w:p>
+    <w:p>
+      <w:pPr>
+        <w:spacing w:before="240" w:after="240" w:line="240" w:lineRule="auto"/>
+        <w:rPr>
+          <w:rFonts w:ascii="Arial" w:eastAsia="Arial" w:hAnsi="Arial" w:cs="Arial"/>
+          <w:b/>
+          <w:sz w:val="24"/>
+          <w:lang w:val="en-US"/>
+        </w:rPr>
+      </w:pPr>
+      <w:r>
+        <w:rPr>
+          <w:rFonts w:ascii="Arial" w:eastAsia="Arial" w:hAnsi="Arial" w:cs="Arial"/>
+          <w:b/>
           <w:sz w:val="24"/>
           <w:lang w:val="en-US"/>
         </w:rPr>
@@ -1656,6 +2026,7 @@
           <w:b/>
           <w:lang w:val="en-US"/>
         </w:rPr>
+        <w:lastRenderedPageBreak/>
         <w:t>Acceptance criteria</w:t>
       </w:r>
     </w:p>
@@ -2083,7 +2454,21 @@
                 <w:rFonts w:ascii="Calibri" w:eastAsia="Calibri" w:hAnsi="Calibri" w:cs="Calibri"/>
                 <w:lang w:val="en-US"/>
               </w:rPr>
-              <w:t>Feb 10th</w:t>
+              <w:t xml:space="preserve">Feb </w:t>
+            </w:r>
+            <w:r>
+              <w:rPr>
+                <w:rFonts w:ascii="Calibri" w:eastAsia="Calibri" w:hAnsi="Calibri" w:cs="Calibri"/>
+                <w:lang w:val="en-US"/>
+              </w:rPr>
+              <w:t>7</w:t>
+            </w:r>
+            <w:r>
+              <w:rPr>
+                <w:rFonts w:ascii="Calibri" w:eastAsia="Calibri" w:hAnsi="Calibri" w:cs="Calibri"/>
+                <w:lang w:val="en-US"/>
+              </w:rPr>
+              <w:t>th</w:t>
             </w:r>
             <w:r>
               <w:rPr>
@@ -2097,7 +2482,35 @@
                 <w:rFonts w:ascii="Calibri" w:eastAsia="Calibri" w:hAnsi="Calibri" w:cs="Calibri"/>
                 <w:lang w:val="en-US"/>
               </w:rPr>
-              <w:t xml:space="preserve"> - Feb 15th 202</w:t>
+              <w:t xml:space="preserve"> </w:t>
+            </w:r>
+            <w:r>
+              <w:rPr>
+                <w:rFonts w:ascii="Calibri" w:eastAsia="Calibri" w:hAnsi="Calibri" w:cs="Calibri"/>
+                <w:lang w:val="en-US"/>
+              </w:rPr>
+              <w:t>–</w:t>
+            </w:r>
+            <w:r>
+              <w:rPr>
+                <w:rFonts w:ascii="Calibri" w:eastAsia="Calibri" w:hAnsi="Calibri" w:cs="Calibri"/>
+                <w:lang w:val="en-US"/>
+              </w:rPr>
+              <w:t xml:space="preserve"> </w:t>
+            </w:r>
+            <w:r>
+              <w:rPr>
+                <w:rFonts w:ascii="Calibri" w:eastAsia="Calibri" w:hAnsi="Calibri" w:cs="Calibri"/>
+                <w:lang w:val="en-US"/>
+              </w:rPr>
+              <w:t>March 14</w:t>
+            </w:r>
+            <w:r>
+              <w:rPr>
+                <w:rFonts w:ascii="Calibri" w:eastAsia="Calibri" w:hAnsi="Calibri" w:cs="Calibri"/>
+                <w:lang w:val="en-US"/>
+              </w:rPr>
+              <w:t>th 202</w:t>
             </w:r>
             <w:r>
               <w:rPr>
@@ -2236,7 +2649,14 @@
                 <w:rFonts w:ascii="Calibri" w:eastAsia="Calibri" w:hAnsi="Calibri" w:cs="Calibri"/>
                 <w:lang w:val="en-US"/>
               </w:rPr>
-              <w:t>Feb 16th</w:t>
+              <w:t>March 14</w:t>
+            </w:r>
+            <w:r>
+              <w:rPr>
+                <w:rFonts w:ascii="Calibri" w:eastAsia="Calibri" w:hAnsi="Calibri" w:cs="Calibri"/>
+                <w:lang w:val="en-US"/>
+              </w:rPr>
+              <w:t>th</w:t>
             </w:r>
             <w:r>
               <w:rPr>
@@ -2250,7 +2670,21 @@
                 <w:rFonts w:ascii="Calibri" w:eastAsia="Calibri" w:hAnsi="Calibri" w:cs="Calibri"/>
                 <w:lang w:val="en-US"/>
               </w:rPr>
-              <w:t xml:space="preserve"> - May 15th 202</w:t>
+              <w:t xml:space="preserve"> - May </w:t>
+            </w:r>
+            <w:r>
+              <w:rPr>
+                <w:rFonts w:ascii="Calibri" w:eastAsia="Calibri" w:hAnsi="Calibri" w:cs="Calibri"/>
+                <w:lang w:val="en-US"/>
+              </w:rPr>
+              <w:t>28</w:t>
+            </w:r>
+            <w:r>
+              <w:rPr>
+                <w:rFonts w:ascii="Calibri" w:eastAsia="Calibri" w:hAnsi="Calibri" w:cs="Calibri"/>
+                <w:lang w:val="en-US"/>
+              </w:rPr>
+              <w:t>th 202</w:t>
             </w:r>
             <w:r>
               <w:rPr>
@@ -2389,7 +2823,21 @@
                 <w:rFonts w:ascii="Calibri" w:eastAsia="Calibri" w:hAnsi="Calibri" w:cs="Calibri"/>
                 <w:lang w:val="en-US"/>
               </w:rPr>
-              <w:t>May 16th</w:t>
+              <w:t xml:space="preserve">May </w:t>
+            </w:r>
+            <w:r>
+              <w:rPr>
+                <w:rFonts w:ascii="Calibri" w:eastAsia="Calibri" w:hAnsi="Calibri" w:cs="Calibri"/>
+                <w:lang w:val="en-US"/>
+              </w:rPr>
+              <w:t>28</w:t>
+            </w:r>
+            <w:r>
+              <w:rPr>
+                <w:rFonts w:ascii="Calibri" w:eastAsia="Calibri" w:hAnsi="Calibri" w:cs="Calibri"/>
+                <w:lang w:val="en-US"/>
+              </w:rPr>
+              <w:t>th</w:t>
             </w:r>
             <w:r>
               <w:rPr>
@@ -2550,15 +2998,13 @@
           <w:lang w:val="en-US"/>
         </w:rPr>
       </w:pPr>
-      <w:proofErr w:type="spellStart"/>
-      <w:r>
-        <w:rPr>
-          <w:rFonts w:ascii="Arial" w:eastAsia="Arial" w:hAnsi="Arial" w:cs="Arial"/>
-          <w:lang w:val="en-US"/>
-        </w:rPr>
-        <w:t>xxxx</w:t>
-      </w:r>
-      <w:proofErr w:type="spellEnd"/>
+      <w:r>
+        <w:rPr>
+          <w:rFonts w:ascii="Arial" w:eastAsia="Arial" w:hAnsi="Arial" w:cs="Arial"/>
+          <w:lang w:val="en-US"/>
+        </w:rPr>
+        <w:t xml:space="preserve">                ----------------------------</w:t>
+      </w:r>
     </w:p>
     <w:p>
       <w:pPr>
@@ -2675,7 +3121,6 @@
           <w:b/>
           <w:lang w:val="en-US"/>
         </w:rPr>
-        <w:lastRenderedPageBreak/>
         <w:t>Costs</w:t>
       </w:r>
     </w:p>
@@ -2886,17 +3331,15 @@
           <w:rFonts w:ascii="Arial" w:eastAsia="Arial" w:hAnsi="Arial" w:cs="Arial"/>
           <w:lang w:val="en-US"/>
         </w:rPr>
-        <w:t xml:space="preserve">- Taking </w:t>
-      </w:r>
-      <w:proofErr w:type="spellStart"/>
-      <w:r>
-        <w:rPr>
-          <w:rFonts w:ascii="Arial" w:eastAsia="Arial" w:hAnsi="Arial" w:cs="Arial"/>
-          <w:lang w:val="en-US"/>
-        </w:rPr>
-        <w:t>to</w:t>
-      </w:r>
-      <w:proofErr w:type="spellEnd"/>
+        <w:t>- Taking to</w:t>
+      </w:r>
+      <w:r>
+        <w:rPr>
+          <w:rFonts w:ascii="Arial" w:eastAsia="Arial" w:hAnsi="Arial" w:cs="Arial"/>
+          <w:lang w:val="en-US"/>
+        </w:rPr>
+        <w:t>o</w:t>
+      </w:r>
       <w:r>
         <w:rPr>
           <w:rFonts w:ascii="Arial" w:eastAsia="Arial" w:hAnsi="Arial" w:cs="Arial"/>
@@ -2927,6 +3370,7 @@
           <w:sz w:val="24"/>
           <w:lang w:val="en-US"/>
         </w:rPr>
+        <w:lastRenderedPageBreak/>
         <w:t>Organization (O)</w:t>
       </w:r>
     </w:p>
@@ -4172,6 +4616,7 @@
     <w:lsdException w:name="HTML Sample" w:semiHidden="1" w:unhideWhenUsed="1"/>
     <w:lsdException w:name="HTML Typewriter" w:semiHidden="1" w:unhideWhenUsed="1"/>
     <w:lsdException w:name="HTML Variable" w:semiHidden="1" w:unhideWhenUsed="1"/>
+    <w:lsdException w:name="Normal Table" w:semiHidden="1" w:unhideWhenUsed="1"/>
     <w:lsdException w:name="annotation subject" w:semiHidden="1" w:unhideWhenUsed="1"/>
     <w:lsdException w:name="No List" w:semiHidden="1" w:unhideWhenUsed="1"/>
     <w:lsdException w:name="Outline List 1" w:semiHidden="1" w:unhideWhenUsed="1"/>
@@ -4218,8 +4663,10 @@
     <w:lsdException w:name="Table Subtle 2" w:semiHidden="1" w:unhideWhenUsed="1"/>
     <w:lsdException w:name="Table Web 1" w:semiHidden="1" w:unhideWhenUsed="1"/>
     <w:lsdException w:name="Table Web 2" w:semiHidden="1" w:unhideWhenUsed="1"/>
+    <w:lsdException w:name="Table Web 3" w:semiHidden="1" w:unhideWhenUsed="1"/>
     <w:lsdException w:name="Balloon Text" w:semiHidden="1" w:unhideWhenUsed="1"/>
     <w:lsdException w:name="Table Grid" w:uiPriority="39"/>
+    <w:lsdException w:name="Table Theme" w:semiHidden="1" w:unhideWhenUsed="1"/>
     <w:lsdException w:name="Placeholder Text" w:semiHidden="1"/>
     <w:lsdException w:name="No Spacing" w:uiPriority="1" w:qFormat="1"/>
     <w:lsdException w:name="Light Shading" w:uiPriority="60"/>
@@ -4441,17 +4888,18 @@
     <w:lsdException w:name="Unresolved Mention" w:semiHidden="1" w:unhideWhenUsed="1"/>
     <w:lsdException w:name="Smart Link" w:semiHidden="1" w:unhideWhenUsed="1"/>
   </w:latentStyles>
-  <w:style w:type="paragraph" w:default="1" w:styleId="Normal">
+  <w:style w:type="paragraph" w:default="1" w:styleId="Standard">
     <w:name w:val="Normal"/>
     <w:qFormat/>
+    <w:rsid w:val="002A3A0C"/>
   </w:style>
-  <w:style w:type="character" w:default="1" w:styleId="DefaultParagraphFont">
+  <w:style w:type="character" w:default="1" w:styleId="Absatz-Standardschriftart">
     <w:name w:val="Default Paragraph Font"/>
     <w:uiPriority w:val="1"/>
     <w:semiHidden/>
     <w:unhideWhenUsed/>
   </w:style>
-  <w:style w:type="table" w:default="1" w:styleId="TableNormal">
+  <w:style w:type="table" w:default="1" w:styleId="NormaleTabelle">
     <w:name w:val="Normal Table"/>
     <w:uiPriority w:val="99"/>
     <w:semiHidden/>
@@ -4466,7 +4914,7 @@
       </w:tblCellMar>
     </w:tblPr>
   </w:style>
-  <w:style w:type="numbering" w:default="1" w:styleId="NoList">
+  <w:style w:type="numbering" w:default="1" w:styleId="KeineListe">
     <w:name w:val="No List"/>
     <w:uiPriority w:val="99"/>
     <w:semiHidden/>
